--- a/backend-exhibits/egnyte-to-microsoft-standard.docx
+++ b/backend-exhibits/egnyte-to-microsoft-standard.docx
@@ -1143,7 +1143,7 @@
         </w:sectPr>
       </w:pPr>
       <w:r>
-        <w:t xml:space="preserve">Customer will not, directly or indirectly: reverse engineer, decompile, disassemble or otherwise attempt to discover the source code, object code or underlying structure, ideas, know-how or algorithms relevant to the Services or any software, documentation or data related to the Services (“Software”); modify, translate, or create derivative works based on the Services or any Software (except to the extent expressly permitted by Company or authorized within the Services); use the Services or any Software for timesharing or service bureau purposes or otherwise for the benefit of a third; or remove any proprietary notices or labels. With respect to any Software that is distributed or provided to Customer for use on Customer premises or devices, Company hereby grants Customer a non-exclusive, non-transferable, non-sub licensable license to use such Software during the Term only in connection with the Services. Customer represents, covenants, and warrants that Customer will use the Services only in compliance with Company’s standard published policies then in effect (the “Policy”) and all applicable laws and regulations. Customer hereby agrees to indemnify and hold harmless Company against any damages, losses, liabilities, settlements, and expenses (including without limitation costs and attorneys’ fees) in connection with any claim or action that arises from an alleged violation of the foregoing or otherwise from Customer’s use of Services. Although Company has no obligation to monitor Customer’s use of the Services, Company may do so and may </w:t>
+        <w:t xml:space="preserve">Customer will not, directly or indirectly: reverse engineer, decompile, disassemble or otherwise attempt to discover the source code, object code or underlying structure, ideas, know-how or algorithms relevant to the Services or any software, documentation or data related to the Services (“Software”); modify, translate, or create derivative works based on the Services or any Software (except to the extent expressly permitted by Company or authorized within the Services); use the Services or any Software for timesharing or service bureau purposes or otherwise for the benefit of a third; or remove any proprietary notices or labels. With respect to any Software that is distributed or provided to Customer for use on Customer premises or devices, Company hereby grants Customer a non-exclusive, non-transferable, non-sub licensable license to use such Software during the Term only in connection with the Services. Customer represents, covenants, and warrants that Customer will use the Services only in compliance with Company’s basic published policies then in effect (the “Policy”) and all applicable laws and regulations. Customer hereby agrees to indemnify and hold harmless Company against any damages, losses, liabilities, settlements, and expenses (including without limitation costs and attorneys’ fees) in connection with any claim or action that arises from an alleged violation of the foregoing or otherwise from Customer’s use of Services. Although Company has no obligation to monitor Customer’s use of the Services, Company may do so and may </w:t>
       </w:r>
       <w:r>
         <w:lastRenderedPageBreak/>
